--- a/ProjectFiles/User Story.docx
+++ b/ProjectFiles/User Story.docx
@@ -28,7 +28,6 @@
       </w:pPr>
       <w:r>
         <w:rPr>
-          <w:b/>
           <w:bCs/>
         </w:rPr>
         <w:t>As a</w:t>
@@ -47,7 +46,6 @@
       </w:pPr>
       <w:r>
         <w:rPr>
-          <w:b/>
           <w:bCs/>
         </w:rPr>
         <w:t>I want to</w:t>
@@ -66,7 +64,6 @@
       </w:pPr>
       <w:r>
         <w:rPr>
-          <w:b/>
           <w:bCs/>
         </w:rPr>
         <w:t>So that</w:t>
@@ -91,7 +88,6 @@
       </w:pPr>
       <w:r>
         <w:rPr>
-          <w:b/>
           <w:bCs/>
         </w:rPr>
         <w:t>Acceptance Criteria:</w:t>
@@ -148,7 +144,6 @@
       </w:pPr>
       <w:r>
         <w:rPr>
-          <w:b/>
           <w:bCs/>
         </w:rPr>
         <w:t>As a</w:t>
@@ -167,7 +162,6 @@
       </w:pPr>
       <w:r>
         <w:rPr>
-          <w:b/>
           <w:bCs/>
         </w:rPr>
         <w:t>I want my</w:t>
@@ -186,7 +180,6 @@
       </w:pPr>
       <w:r>
         <w:rPr>
-          <w:b/>
           <w:bCs/>
         </w:rPr>
         <w:t>So that</w:t>
@@ -205,7 +198,6 @@
       </w:pPr>
       <w:r>
         <w:rPr>
-          <w:b/>
           <w:bCs/>
         </w:rPr>
         <w:t>Acceptance Criteria:</w:t>
@@ -220,7 +212,10 @@
         </w:numPr>
       </w:pPr>
       <w:r>
-        <w:t>When user registers as student,</w:t>
+        <w:t>When user registers</w:t>
+      </w:r>
+      <w:r>
+        <w:t xml:space="preserve"> as student,</w:t>
       </w:r>
       <w:r>
         <w:t xml:space="preserve"> the registr</w:t>
@@ -259,7 +254,6 @@
       </w:pPr>
       <w:r>
         <w:rPr>
-          <w:b/>
           <w:bCs/>
         </w:rPr>
         <w:t>As a</w:t>
@@ -286,7 +280,6 @@
       </w:pPr>
       <w:r>
         <w:rPr>
-          <w:b/>
           <w:bCs/>
         </w:rPr>
         <w:t>I want to</w:t>
@@ -305,7 +298,6 @@
       </w:pPr>
       <w:r>
         <w:rPr>
-          <w:b/>
           <w:bCs/>
         </w:rPr>
         <w:t>So that</w:t>
@@ -324,7 +316,6 @@
       </w:pPr>
       <w:r>
         <w:rPr>
-          <w:b/>
           <w:bCs/>
         </w:rPr>
         <w:t>Acceptance Criteria:</w:t>
@@ -374,7 +365,6 @@
       </w:pPr>
       <w:r>
         <w:rPr>
-          <w:b/>
           <w:bCs/>
         </w:rPr>
         <w:t>As a</w:t>
@@ -393,7 +383,6 @@
       </w:pPr>
       <w:r>
         <w:rPr>
-          <w:b/>
           <w:bCs/>
         </w:rPr>
         <w:t>I want to</w:t>
@@ -420,7 +409,6 @@
       </w:pPr>
       <w:r>
         <w:rPr>
-          <w:b/>
           <w:bCs/>
         </w:rPr>
         <w:t>So that</w:t>
@@ -439,7 +427,6 @@
       </w:pPr>
       <w:r>
         <w:rPr>
-          <w:b/>
           <w:bCs/>
         </w:rPr>
         <w:t>Acceptance Criteria:</w:t>
@@ -488,7 +475,6 @@
       </w:pPr>
       <w:r>
         <w:rPr>
-          <w:b/>
           <w:bCs/>
         </w:rPr>
         <w:t>As a</w:t>
@@ -507,7 +493,6 @@
       </w:pPr>
       <w:r>
         <w:rPr>
-          <w:b/>
           <w:bCs/>
         </w:rPr>
         <w:t>I want my</w:t>
@@ -526,7 +511,6 @@
       </w:pPr>
       <w:r>
         <w:rPr>
-          <w:b/>
           <w:bCs/>
         </w:rPr>
         <w:t>So that</w:t>
@@ -545,7 +529,6 @@
       </w:pPr>
       <w:r>
         <w:rPr>
-          <w:b/>
           <w:bCs/>
         </w:rPr>
         <w:t>Acceptance Criteria:</w:t>
@@ -607,8 +590,6 @@
       <w:r>
         <w:t xml:space="preserve">3. Administrator Space </w:t>
       </w:r>
-      <w:bookmarkStart w:id="0" w:name="_GoBack"/>
-      <w:bookmarkEnd w:id="0"/>
     </w:p>
     <w:p>
       <w:pPr>
@@ -628,7 +609,6 @@
       </w:pPr>
       <w:r>
         <w:rPr>
-          <w:b/>
           <w:bCs/>
         </w:rPr>
         <w:t>As a</w:t>
@@ -647,7 +627,6 @@
       </w:pPr>
       <w:r>
         <w:rPr>
-          <w:b/>
           <w:bCs/>
         </w:rPr>
         <w:t>I want to</w:t>
@@ -666,7 +645,6 @@
       </w:pPr>
       <w:r>
         <w:rPr>
-          <w:b/>
           <w:bCs/>
         </w:rPr>
         <w:t>So that</w:t>
@@ -685,7 +663,6 @@
       </w:pPr>
       <w:r>
         <w:rPr>
-          <w:b/>
           <w:bCs/>
         </w:rPr>
         <w:t>Acceptance Criteria:</w:t>
@@ -704,11 +681,23 @@
       </w:r>
       <w:proofErr w:type="spellStart"/>
       <w:r>
-        <w:t>pypdf</w:t>
+        <w:t>P</w:t>
+      </w:r>
+      <w:r>
+        <w:t>y</w:t>
+      </w:r>
+      <w:r>
+        <w:t>Mu</w:t>
+      </w:r>
+      <w:r>
+        <w:t>pdf</w:t>
       </w:r>
       <w:proofErr w:type="spellEnd"/>
       <w:r>
-        <w:t xml:space="preserve"> to parse content, skips broken noise fragments under 30 characters, transforms text into 384-dimensional coordinates, and appends the file name, page number, and targeted clearance tier to the slice.</w:t>
+        <w:t xml:space="preserve"> to parse content, skips broken noise fragments under 30 characters, transforms text</w:t>
+      </w:r>
+      <w:r>
+        <w:t xml:space="preserve"> into 384-dimensional coordinates, and appends the file name, page number, and targeted clearance tier to the slice.</w:t>
       </w:r>
     </w:p>
     <w:p>
@@ -729,7 +718,6 @@
       </w:pPr>
       <w:r>
         <w:rPr>
-          <w:b/>
           <w:bCs/>
         </w:rPr>
         <w:t>As a</w:t>
@@ -748,7 +736,6 @@
       </w:pPr>
       <w:r>
         <w:rPr>
-          <w:b/>
           <w:bCs/>
         </w:rPr>
         <w:t>I want to</w:t>
@@ -767,7 +754,6 @@
       </w:pPr>
       <w:r>
         <w:rPr>
-          <w:b/>
           <w:bCs/>
         </w:rPr>
         <w:t>So that</w:t>
@@ -786,7 +772,6 @@
       </w:pPr>
       <w:r>
         <w:rPr>
-          <w:b/>
           <w:bCs/>
         </w:rPr>
         <w:t>Acceptance Criteria:</w:t>
@@ -807,17 +792,11 @@
         <w:t xml:space="preserve">tive loop finding rows matching, the roles that are not </w:t>
       </w:r>
       <w:r>
-        <w:t>'student'</w:t>
-      </w:r>
-      <w:r>
-        <w:t xml:space="preserve"> and </w:t>
+        <w:t xml:space="preserve">'student' and </w:t>
       </w:r>
       <w:proofErr w:type="spellStart"/>
       <w:r>
-        <w:t>is_</w:t>
-      </w:r>
-      <w:r>
-        <w:t>approved</w:t>
+        <w:t>is_approved</w:t>
       </w:r>
       <w:proofErr w:type="spellEnd"/>
       <w:r>
@@ -868,7 +847,6 @@
       </w:pPr>
       <w:r>
         <w:rPr>
-          <w:b/>
           <w:bCs/>
         </w:rPr>
         <w:t>As a</w:t>
@@ -887,7 +865,6 @@
       </w:pPr>
       <w:r>
         <w:rPr>
-          <w:b/>
           <w:bCs/>
         </w:rPr>
         <w:t>I want to</w:t>
@@ -906,7 +883,6 @@
       </w:pPr>
       <w:r>
         <w:rPr>
-          <w:b/>
           <w:bCs/>
         </w:rPr>
         <w:t>So that</w:t>
@@ -1044,7 +1020,6 @@
       </w:pPr>
       <w:r>
         <w:rPr>
-          <w:b/>
           <w:bCs/>
         </w:rPr>
         <w:t>As a</w:t>
@@ -1063,7 +1038,6 @@
       </w:pPr>
       <w:r>
         <w:rPr>
-          <w:b/>
           <w:bCs/>
         </w:rPr>
         <w:t>I want the</w:t>
@@ -1082,7 +1056,6 @@
       </w:pPr>
       <w:r>
         <w:rPr>
-          <w:b/>
           <w:bCs/>
         </w:rPr>
         <w:t>So that</w:t>
@@ -1101,7 +1074,6 @@
       </w:pPr>
       <w:r>
         <w:rPr>
-          <w:b/>
           <w:bCs/>
         </w:rPr>
         <w:t>Acceptance Criteria:</w:t>
@@ -1122,8 +1094,13 @@
         <w:t>n integrated validation method</w:t>
       </w:r>
       <w:r>
-        <w:t xml:space="preserve"> that intercepts existing record values and returns a clean, user-friendly warning string beneath the input field.</w:t>
-      </w:r>
+        <w:t xml:space="preserve"> that intercepts existing record values and returns</w:t>
+      </w:r>
+      <w:r>
+        <w:t xml:space="preserve"> a clean, user-friendly warning string beneath the input field.</w:t>
+      </w:r>
+      <w:bookmarkStart w:id="0" w:name="_GoBack"/>
+      <w:bookmarkEnd w:id="0"/>
     </w:p>
     <w:p/>
     <w:sectPr>
